--- a/UI5 Practice/Plant and Material Wise Sales dashboard/Documentation/PMS_Dashboard_Technical_Documentation.docx
+++ b/UI5 Practice/Plant and Material Wise Sales dashboard/Documentation/PMS_Dashboard_Technical_Documentation.docx
@@ -1591,7 +1591,7 @@
         <w:br/>
         <w:t xml:space="preserve">  left outer join zsd_zone_plant as b on b.werks = a.vkbur</w:t>
         <w:br/>
-        <w:t xml:space="preserve">  left outer join t001w          as c on c.werks = a.werks</w:t>
+        <w:t xml:space="preserve">  left outer join t001w          as c on c.werks = b.werks</w:t>
         <w:br/>
         <w:t xml:space="preserve">  left outer join t005u          as d on d.land1 = 'IN'</w:t>
         <w:br/>
@@ -1625,6 +1625,29 @@
     </w:p>
     <w:p>
       <w:pPr>
+        <w:spacing w:before="120" w:after="160"/>
+        <w:ind w:left="216"/>
+        <w:pBdr>
+          <w:left w:val="single" w:sz="18" w:space="6" w:color="2E7D32"/>
+        </w:pBdr>
+      </w:pPr>
+      <w:r>
+        <w:rPr>
+          <w:b/>
+          <w:color w:val="2E7D32"/>
+          <w:sz w:val="20"/>
+        </w:rPr>
+        <w:t xml:space="preserve">T001W hangs off b.werks, not a.werks:  </w:t>
+      </w:r>
+      <w:r>
+        <w:rPr>
+          <w:sz w:val="20"/>
+        </w:rPr>
+        <w:t>The state is the UNIT's, reached through the mapping row, so geography and zone share one key. It was c.werks = a.werks until 2026-08-18, which took the state from the billing plant while zone, Unit, city and dot coordinates all came from the sales office — the two disagree whenever a document is billed by one plant and sold through another Unit. This join therefore depends on ZSD_ZONE_PLANT-WERKS resolving in T001W; if it does not, regio comes back empty and the choropleth empties with it. Verify before activation.</w:t>
+      </w:r>
+    </w:p>
+    <w:p>
+      <w:pPr>
         <w:spacing w:before="160"/>
       </w:pPr>
       <w:r>
@@ -2286,7 +2309,7 @@
               <w:rPr>
                 <w:sz w:val="18"/>
               </w:rPr>
-              <w:t>Billing plant — the plant panel and the geography key</w:t>
+              <w:t>Billing plant — the plant panel and the Plant filter. NOT the geography key</w:t>
             </w:r>
           </w:p>
         </w:tc>
@@ -2515,7 +2538,7 @@
               <w:rPr>
                 <w:sz w:val="18"/>
               </w:rPr>
-              <w:t>Plant's region (state) code</w:t>
+              <w:t>The UNIT's region (state) code, via T001W on b.werks</w:t>
             </w:r>
           </w:p>
         </w:tc>
@@ -3290,7 +3313,7 @@
               <w:rPr>
                 <w:sz w:val="18"/>
               </w:rPr>
-              <w:t>Top 20 materials by net value</w:t>
+              <w:t>Top 20 materials by gross value</w:t>
             </w:r>
           </w:p>
         </w:tc>
@@ -3775,7 +3798,7 @@
         <w:br/>
         <w:t xml:space="preserve">  rs_result-geo           = get_geo( it_curr = lt_curr it_prior = lt_prior ).</w:t>
         <w:br/>
-        <w:t xml:space="preserve">  rs_result-unit_dots     = get_unit_dots( lt_curr ).</w:t>
+        <w:t xml:space="preserve">  rs_result-unit_dots     = get_unit_dots( it_curr = lt_curr it_prior = lt_prior ).</w:t>
         <w:br/>
         <w:t xml:space="preserve">  rs_result-scheme        = get_scheme_agg( it_curr = lt_curr it_prior = lt_prior ).</w:t>
         <w:br/>
@@ -3784,7 +3807,7 @@
         <w:t xml:space="preserve">  rs_result-plant_catalog = get_plant_catalog( lt_curr ).</w:t>
         <w:br/>
         <w:br/>
-        <w:t xml:space="preserve">  DATA(lt_item) = get_item_rows( is_filters ).</w:t>
+        <w:t xml:space="preserve">  DATA(lt_item) = get_item_rows( is_filters = is_filters it_gl = lt_curr ).</w:t>
         <w:br/>
         <w:t xml:space="preserve">  DATA(lt_tax)  = get_item_tax( lt_item ).</w:t>
         <w:br/>
@@ -4303,7 +4326,7 @@
               <w:rPr>
                 <w:sz w:val="18"/>
               </w:rPr>
-              <w:t>Bulk item-grain fetch, plus credit-memo exclusion (fkart = 'G2')</w:t>
+              <w:t>Bulk item-grain fetch, credit-memo exclusion (fkart = 'G2'), and the zone/state/scheme/period intersection against the G/L documents</w:t>
             </w:r>
           </w:p>
         </w:tc>
@@ -4459,7 +4482,7 @@
               <w:rPr>
                 <w:sz w:val="18"/>
               </w:rPr>
-              <w:t>Per-state net, prior, delta, distinct plant and invoice counts</w:t>
+              <w:t>Per-state net, tax, derived gross, prior gross, delta, distinct plant and invoice counts</w:t>
             </w:r>
           </w:p>
         </w:tc>
@@ -4489,7 +4512,7 @@
               <w:rPr>
                 <w:sz w:val="18"/>
               </w:rPr>
-              <w:t>Value-weighted centroid per Unit — see 6.2</w:t>
+              <w:t>Value-weighted centroid per Unit, plus prior-year gross for the dot's growth — see 6.2</w:t>
             </w:r>
           </w:p>
         </w:tc>
@@ -5641,6 +5664,102 @@
           <w:color w:val="5470C6"/>
           <w:sz w:val="26"/>
         </w:rPr>
+        <w:t>7.3a  Paging the Uncapped Catalogs</w:t>
+      </w:r>
+    </w:p>
+    <w:p>
+      <w:r>
+        <w:t>SAP Gateway caps a page at 100 rows however large a $top is requested, so the Plant and Material filters listed only the first 100 codes. PlantCatalog and MaterialCatalog therefore carry paged: true and are read a page at a time until a page comes back EMPTY.</w:t>
+      </w:r>
+    </w:p>
+    <w:p>
+      <w:pPr>
+        <w:spacing w:before="80" w:after="160" w:line="240" w:lineRule="auto"/>
+        <w:ind w:left="360"/>
+        <w:shd w:val="clear" w:color="auto" w:fill="F4F6F8"/>
+      </w:pPr>
+      <w:r>
+        <w:rPr>
+          <w:rFonts w:ascii="Consolas" w:hAnsi="Consolas" w:eastAsia="Consolas"/>
+          <w:color w:val="1A1A1A"/>
+          <w:sz w:val="17"/>
+        </w:rPr>
+        <w:t>var readPage = function (iStart, iLength) {</w:t>
+        <w:br/>
+        <w:t xml:space="preserve">    var oPage = oModel.bindList(sPath, null, [], [], mParameters);</w:t>
+        <w:br/>
+        <w:t xml:space="preserve">    return oPage.requestContexts(iStart, iLength).then(function (aContexts) {</w:t>
+        <w:br/>
+        <w:t xml:space="preserve">        oPage.destroy();</w:t>
+        <w:br/>
+        <w:t xml:space="preserve">        return aContexts.map(function (oContext) { return oContext.getObject(); });</w:t>
+        <w:br/>
+        <w:t xml:space="preserve">    });</w:t>
+        <w:br/>
+        <w:t>};</w:t>
+      </w:r>
+    </w:p>
+    <w:p>
+      <w:pPr>
+        <w:spacing w:before="120" w:after="160"/>
+        <w:ind w:left="216"/>
+        <w:pBdr>
+          <w:left w:val="single" w:sz="18" w:space="6" w:color="2E7D32"/>
+        </w:pBdr>
+      </w:pPr>
+      <w:r>
+        <w:rPr>
+          <w:b/>
+          <w:color w:val="2E7D32"/>
+          <w:sz w:val="20"/>
+        </w:rPr>
+        <w:t xml:space="preserve">A fresh binding per page, and never stop on a short one:  </w:t>
+      </w:r>
+      <w:r>
+        <w:rPr>
+          <w:sz w:val="20"/>
+        </w:rPr>
+        <w:t>Both halves matter. An ODataListBinding served fewer rows than it asked for treats its length as FINAL and answers every later requestContexts( ) from cache without reaching the server, so reusing one binding stops dead at the first capped page. And because a capped page IS short by definition, a short page cannot mean end-of-collection — only an empty one can. Verified against a stub capping at 100: 247 rows over $skip=0,100,200,247 with no duplicates.</w:t>
+      </w:r>
+    </w:p>
+    <w:p>
+      <w:pPr>
+        <w:spacing w:before="120" w:after="160"/>
+        <w:ind w:left="216"/>
+        <w:pBdr>
+          <w:left w:val="single" w:sz="18" w:space="6" w:color="2E7D32"/>
+        </w:pBdr>
+      </w:pPr>
+      <w:r>
+        <w:rPr>
+          <w:b/>
+          <w:color w:val="2E7D32"/>
+          <w:sz w:val="20"/>
+        </w:rPr>
+        <w:t xml:space="preserve">The second cap was in the model:  </w:t>
+      </w:r>
+      <w:r>
+        <w:rPr>
+          <w:sz w:val="20"/>
+        </w:rPr>
+        <w:t>Paging alone changed nothing on screen. sap.ui.model.Model defaults sizeLimit to 100 and applies it when an aggregation binding builds its contexts, so the MultiComboBoxes rendered the first 100 codes however many were fetched. The controller raises it on the dash model. Two independent caps of the same size sat in series — fixing either one alone still showed “Select All (0 of 100)”.</w:t>
+      </w:r>
+    </w:p>
+    <w:p>
+      <w:r>
+        <w:t>Only these two entities page. The other seven have provable upper bounds inside a single page — at most 12 trend periods, 36 states, 18 Units, and Top-20 caps on the plant and material panels — so they keep the single-$batch refresh.</w:t>
+      </w:r>
+    </w:p>
+    <w:p>
+      <w:pPr>
+        <w:spacing w:before="240"/>
+      </w:pPr>
+      <w:r>
+        <w:rPr>
+          <w:b/>
+          <w:color w:val="5470C6"/>
+          <w:sz w:val="26"/>
+        </w:rPr>
         <w:t>7.4  Filter Staging</w:t>
       </w:r>
     </w:p>
@@ -5741,7 +5860,7 @@
     </w:p>
     <w:p>
       <w:r>
-        <w:t>The Zone filter is sent to the backend as P_Zone and matched against ALM_ZONE, whose real values were never confirmed. When that match proved looser than intended, states outside the selected zone leaked into the Geo response and were painted on the map. _maskGeoByZoneFilter( ) re-filters the response client-side, deriving each state's zone from its own name via INDIA.zoneOfState( ) rather than trusting AlmZone.</w:t>
+        <w:t>The Zone filter is sent to the backend as P_Zone and matched against ALM_ZONE, a hand-typed CHAR10. _maskGeoByZoneFilter( ) re-filters the response client-side as a guard against a looser match than intended, comparing the row's own AlmZone against the selection with both sides put through formatter.zoneKey( ).</w:t>
       </w:r>
     </w:p>
     <w:p>
@@ -5762,9 +5881,17 @@
         <w:br/>
         <w:t xml:space="preserve">    if (!aZones.length) { return aGeo; }</w:t>
         <w:br/>
+        <w:t xml:space="preserve">    var mSelected = aZones.reduce(function (m, s) {</w:t>
+        <w:br/>
+        <w:t xml:space="preserve">        m[formatter.zoneKey(s)] = true;</w:t>
+        <w:br/>
+        <w:t xml:space="preserve">        return m;</w:t>
+        <w:br/>
+        <w:t xml:space="preserve">    }, {});</w:t>
+        <w:br/>
         <w:t xml:space="preserve">    return aGeo.filter(function (r) {</w:t>
         <w:br/>
-        <w:t xml:space="preserve">        return aZones.indexOf(INDIA.zoneOfState(r.StateText)) &gt;= 0;</w:t>
+        <w:t xml:space="preserve">        return !!mSelected[formatter.zoneKey(r.AlmZone)];</w:t>
         <w:br/>
         <w:t xml:space="preserve">    });</w:t>
         <w:br/>
@@ -5785,13 +5912,36 @@
           <w:color w:val="2E7D32"/>
           <w:sz w:val="20"/>
         </w:rPr>
-        <w:t xml:space="preserve">Resolve zone through indiaGeo, always:  </w:t>
+        <w:t xml:space="preserve">This test used to be the wrong one:  </w:t>
       </w:r>
       <w:r>
         <w:rPr>
           <w:sz w:val="20"/>
         </w:rPr>
-        <w:t>The map's choropleth, its legend, the Top-states colour chips and this mask all resolve a state's zone through INDIA.zoneOfState( ). Any new code that needs a zone must do the same rather than reading AlmZone off a row.</w:t>
+        <w:t>Until 2026-08-18 the mask compared the zone the STATE sits in geographically, via INDIA.zoneOfState( ). It was written for a symptom — picking South and still colouring a northern state — that was not a loose ALM_ZONE match at all, but the CDS taking zone from the sales office and state from the billing plant. Testing the geographic zone silently DISCARDED every legitimate row whose business zone differs from its map position: selecting Central threw away Uttar Pradesh entirely. Both fields now come from the one mapping row, so the test is ALM_ZONE against ALM_ZONE.</w:t>
+      </w:r>
+    </w:p>
+    <w:p>
+      <w:pPr>
+        <w:spacing w:before="120" w:after="160"/>
+        <w:ind w:left="216"/>
+        <w:pBdr>
+          <w:left w:val="single" w:sz="18" w:space="6" w:color="2E7D32"/>
+        </w:pBdr>
+      </w:pPr>
+      <w:r>
+        <w:rPr>
+          <w:b/>
+          <w:color w:val="2E7D32"/>
+          <w:sz w:val="20"/>
+        </w:rPr>
+        <w:t xml:space="preserve">Resolve a zone through formatter.zoneKey( ), always:  </w:t>
+      </w:r>
+      <w:r>
+        <w:rPr>
+          <w:sz w:val="20"/>
+        </w:rPr>
+        <w:t>ALM_ZONE is maintained by hand, so the same zone can arrive padded or in a different case. zoneKey( ) trims and title-cases, folding “WEST” and “south ” onto the same key as their neighbours. An unrecognised code such as “Z1” passes through trimmed rather than being blanked, so bad master data appears on the map as its own labelled zone instead of vanishing. Any new code needing a zone must use it.</w:t>
       </w:r>
     </w:p>
     <w:p>
@@ -5809,7 +5959,7 @@
     </w:p>
     <w:p>
       <w:r>
-        <w:t>A custom Control rendering a single SVG through RenderManager apiVersion 2. Its base geometry — state paths, zone union paths and the projection constants — is ported verbatim from the reviewed HTML prototype; the Unit coordinates come from the UnitDots entity.</w:t>
+        <w:t>A custom Control rendering a single SVG through RenderManager apiVersion 2. Its base geometry — the state paths and the projection constants — is ported verbatim from the reviewed HTML prototype; the Unit coordinates come from the UnitDots entity. The prototype's preset zone union paths are no longer drawn — see Zone granularity below.</w:t>
       </w:r>
     </w:p>
     <w:p>
@@ -5828,6 +5978,70 @@
     <w:p>
       <w:r>
         <w:t>quantile( ) bins by equal COUNT, not equal width, so a handful of very large states cannot wash the map into one colour. Degenerate inputs — a single distinct value, or fewer distinct values than steps — spread what there is across the ramp instead of collapsing. It returns the real min and max alongside the bins, because the per-swatch labels are each band's LOWER bound; without the true extremes the legend looks like it stops at the last break rather than running on to the largest value actually painted.</w:t>
+      </w:r>
+    </w:p>
+    <w:p>
+      <w:pPr>
+        <w:spacing w:before="160"/>
+      </w:pPr>
+      <w:r>
+        <w:rPr>
+          <w:b/>
+          <w:color w:val="22262A"/>
+          <w:sz w:val="22"/>
+        </w:rPr>
+        <w:t>Zone granularity</w:t>
+      </w:r>
+    </w:p>
+    <w:p>
+      <w:r>
+        <w:t>A zone is drawn as ONE path whose d is the concatenation of its member states' subpaths, stroked inline in its own fill colour. Drawing a path per state left every internal state border stroked, so a zone read as several states that happened to share a colour rather than as one region.</w:t>
+      </w:r>
+    </w:p>
+    <w:p>
+      <w:pPr>
+        <w:spacing w:before="120" w:after="160"/>
+        <w:ind w:left="216"/>
+        <w:pBdr>
+          <w:left w:val="single" w:sz="18" w:space="6" w:color="2E7D32"/>
+        </w:pBdr>
+      </w:pPr>
+      <w:r>
+        <w:rPr>
+          <w:b/>
+          <w:color w:val="2E7D32"/>
+          <w:sz w:val="20"/>
+        </w:rPr>
+        <w:t xml:space="preserve">Why hover and selection use a filter:  </w:t>
+      </w:r>
+      <w:r>
+        <w:rPr>
+          <w:sz w:val="20"/>
+        </w:rPr>
+        <w:t>The inline stroke outranks any selector, so the .pmsMapArea hover and selected rules cannot repaint it — which is deliberate: an ink stroke would outline every one of those subpaths again and undo exactly what the inline stroke achieves. Both states darken the whole region with a CSS filter instead, which works on any scale step and in both themes.</w:t>
+      </w:r>
+    </w:p>
+    <w:p>
+      <w:pPr>
+        <w:spacing w:before="120" w:after="160"/>
+        <w:ind w:left="216"/>
+        <w:pBdr>
+          <w:left w:val="single" w:sz="18" w:space="6" w:color="2E7D32"/>
+        </w:pBdr>
+      </w:pPr>
+      <w:r>
+        <w:rPr>
+          <w:b/>
+          <w:color w:val="2E7D32"/>
+          <w:sz w:val="20"/>
+        </w:rPr>
+        <w:t xml:space="preserve">The limit of this approach:  </w:t>
+      </w:r>
+      <w:r>
+        <w:rPr>
+          <w:sz w:val="20"/>
+        </w:rPr>
+        <w:t>Two ADJACENT zones landing in the same quantile bucket are indistinguishable, there being no divider line between them. A true union outline needs polygon boolean geometry, which is not worth carrying here; the fallback if it ever matters is a categorical palette for zone mode, one colour per zone, with value left to the hover card.</w:t>
       </w:r>
     </w:p>
     <w:p>
@@ -5905,7 +6119,76 @@
           <w:color w:val="5470C6"/>
           <w:sz w:val="26"/>
         </w:rPr>
-        <w:t>7.8  Theming</w:t>
+        <w:t>7.8  Responsive Panel Sizing</w:t>
+      </w:r>
+    </w:p>
+    <w:p>
+      <w:r>
+        <w:t>Panel heights are viewport-relative, not fixed: the map is 52vh and both charts 46vh, with the floor and ceiling set in CSS as min-height / max-height. The scheme list is bounded the same way and scrolls internally, so it cannot drive the grid row taller than the map beside it.</w:t>
+      </w:r>
+    </w:p>
+    <w:p>
+      <w:pPr>
+        <w:spacing w:before="120" w:after="160"/>
+        <w:ind w:left="216"/>
+        <w:pBdr>
+          <w:left w:val="single" w:sz="18" w:space="6" w:color="2E7D32"/>
+        </w:pBdr>
+      </w:pPr>
+      <w:r>
+        <w:rPr>
+          <w:b/>
+          <w:color w:val="2E7D32"/>
+          <w:sz w:val="20"/>
+        </w:rPr>
+        <w:t xml:space="preserve">Why the bounds are in CSS and not in the vh value:  </w:t>
+      </w:r>
+      <w:r>
+        <w:rPr>
+          <w:sz w:val="20"/>
+        </w:rPr>
+        <w:t>sap.ui.core.CSSSize validates against a regex that permits calc( ) but NOT clamp( ), so a clamp( ) height is rejected outright. Putting the bounds in CSS also survives the inline height the controls render, since min-height and max-height are not overridden by height.</w:t>
+      </w:r>
+    </w:p>
+    <w:p>
+      <w:r>
+        <w:t>A @media (max-height: 820px) block trims the vertical chrome above the first panel row — top bar, grid gaps, card and KPI padding. It is keyed on HEIGHT, not width: a 1920x800 window has the same problem as a 1366x768 one and a width breakpoint would miss it. .pmsField also drops to a 9rem flex basis so seven filters and the button group fit one row at 1366px instead of wrapping Period onto a second.</w:t>
+      </w:r>
+    </w:p>
+    <w:p>
+      <w:pPr>
+        <w:spacing w:before="120" w:after="160"/>
+        <w:ind w:left="216"/>
+        <w:pBdr>
+          <w:left w:val="single" w:sz="18" w:space="6" w:color="2E7D32"/>
+        </w:pBdr>
+      </w:pPr>
+      <w:r>
+        <w:rPr>
+          <w:b/>
+          <w:color w:val="2E7D32"/>
+          <w:sz w:val="20"/>
+        </w:rPr>
+        <w:t xml:space="preserve">What this does and does not solve:  </w:t>
+      </w:r>
+      <w:r>
+        <w:rPr>
+          <w:sz w:val="20"/>
+        </w:rPr>
+        <w:t>The map card was 682px tall on a 629px viewport — taller than the screen, so that panel could never be seen whole. It is now 475px. The PAGE still scrolls: roughly 380px of filter bar and KPI cards sit above the first row, so on a 768px screen that row still begins below the fold.</w:t>
+      </w:r>
+    </w:p>
+    <w:p>
+      <w:pPr>
+        <w:spacing w:before="240"/>
+      </w:pPr>
+      <w:r>
+        <w:rPr>
+          <w:b/>
+          <w:color w:val="5470C6"/>
+          <w:sz w:val="26"/>
+        </w:rPr>
+        <w:t>7.9  Theming</w:t>
       </w:r>
     </w:p>
     <w:p>

--- a/UI5 Practice/Plant and Material Wise Sales dashboard/Documentation/PMS_Dashboard_Technical_Documentation.docx
+++ b/UI5 Practice/Plant and Material Wise Sales dashboard/Documentation/PMS_Dashboard_Technical_Documentation.docx
@@ -1591,13 +1591,31 @@
         <w:br/>
         <w:t xml:space="preserve">  left outer join zsd_zone_plant as b on b.werks = a.vkbur</w:t>
         <w:br/>
+        <w:t xml:space="preserve">  -- the UNIT's plant master (preferred) ...</w:t>
+        <w:br/>
         <w:t xml:space="preserve">  left outer join t001w          as c on c.werks = b.werks</w:t>
+        <w:br/>
+        <w:t xml:space="preserve">  -- ... and the BILLING plant's (fallback)</w:t>
+        <w:br/>
+        <w:t xml:space="preserve">  left outer join t001w          as e on e.werks = a.werks</w:t>
         <w:br/>
         <w:t xml:space="preserve">  left outer join t005u          as d on d.land1 = 'IN'</w:t>
         <w:br/>
         <w:t xml:space="preserve">                                     and d.bland = c.regio</w:t>
         <w:br/>
         <w:t xml:space="preserve">                                     and d.spras = 'E'</w:t>
+        <w:br/>
+        <w:t xml:space="preserve">  left outer join t005u          as f on f.land1 = 'IN'</w:t>
+        <w:br/>
+        <w:t xml:space="preserve">                                     and f.bland = e.regio</w:t>
+        <w:br/>
+        <w:t xml:space="preserve">                                     and f.spras = 'E'</w:t>
+        <w:br/>
+        <w:t>{ ...</w:t>
+        <w:br/>
+        <w:t xml:space="preserve">  coalesce(c.regio, e.regio) as regio,</w:t>
+        <w:br/>
+        <w:t xml:space="preserve">  coalesce(d.bezei, f.bezei) as state_text }</w:t>
       </w:r>
     </w:p>
     <w:p>
@@ -1637,13 +1655,59 @@
           <w:color w:val="2E7D32"/>
           <w:sz w:val="20"/>
         </w:rPr>
-        <w:t xml:space="preserve">T001W hangs off b.werks, not a.werks:  </w:t>
+        <w:t xml:space="preserve">State is the UNIT's, with the BILLING plant as a fallback (OD-10):  </w:t>
       </w:r>
       <w:r>
         <w:rPr>
           <w:sz w:val="20"/>
         </w:rPr>
-        <w:t>The state is the UNIT's, reached through the mapping row, so geography and zone share one key. It was c.werks = a.werks until 2026-08-18, which took the state from the billing plant while zone, Unit, city and dot coordinates all came from the sales office — the two disagree whenever a document is billed by one plant and sold through another Unit. This join therefore depends on ZSD_ZONE_PLANT-WERKS resolving in T001W; if it does not, regio comes back empty and the choropleth empties with it. Verify before activation.</w:t>
+        <w:t>Until 2026-08-18 the state came from a.werks alone, while zone, Unit, city and the dot coordinates all came from a.vkbur. Those two keys are independent — plant-to-unit is many-to-many — so a document billed by one plant and sold through another Unit put its state in a zone it had nothing to do with. Measured in production on 2026-08-18: the East zone reported 38 billing plants across 14 states for its 5 units, which painted Uttar Pradesh and Karnataka as East and made a Zone = East filter shade half the country.</w:t>
+      </w:r>
+    </w:p>
+    <w:p>
+      <w:pPr>
+        <w:spacing w:before="120" w:after="160"/>
+        <w:ind w:left="216"/>
+        <w:pBdr>
+          <w:left w:val="single" w:sz="18" w:space="6" w:color="2E7D32"/>
+        </w:pBdr>
+      </w:pPr>
+      <w:r>
+        <w:rPr>
+          <w:b/>
+          <w:color w:val="2E7D32"/>
+          <w:sz w:val="20"/>
+        </w:rPr>
+        <w:t xml:space="preserve">Why COALESCE and not simply the Unit's state:  </w:t>
+      </w:r>
+      <w:r>
+        <w:rPr>
+          <w:sz w:val="20"/>
+        </w:rPr>
+        <w:t>Taking the Unit's state alone was tried first and reverted. VKBUR only began in FY 2026, so FY 2025 rows mostly carry a blank one; those rows would have lost their state outright and dropped off the map, taking every prior-year state comparison with them. The fallback keeps them exactly where they are today, at their billing plant, while FY 2026 rows become consistent with the zone and dot beside them. It also de-risks the join: ZSD_ZONE_PLANT-WERKS is misleadingly named — it holds one row per Unit — so if it does not resolve in T001W at all, c.regio is simply always null and every row falls back. The failure mode is 'no improvement', not 'empty choropleth'. Both joins are plain field-to-field, so the coalesce sits only in the SELECT list and never in an ON condition.</w:t>
+      </w:r>
+    </w:p>
+    <w:p>
+      <w:pPr>
+        <w:spacing w:before="120" w:after="160"/>
+        <w:ind w:left="216"/>
+        <w:pBdr>
+          <w:left w:val="single" w:sz="18" w:space="6" w:color="2E7D32"/>
+        </w:pBdr>
+      </w:pPr>
+      <w:r>
+        <w:rPr>
+          <w:b/>
+          <w:color w:val="2E7D32"/>
+          <w:sz w:val="20"/>
+        </w:rPr>
+        <w:t xml:space="preserve">Not yet activated:  </w:t>
+      </w:r>
+      <w:r>
+        <w:rPr>
+          <w:sz w:val="20"/>
+        </w:rPr>
+        <w:t>This revision exists in ../ABAP/ZSDD_PMS_GL_CDS.ddls.asddls but has not been activated or transported. Until it is active in MEP the production choropleth keeps showing Uttar Pradesh and Karnataka under East. Activation order: ZSDD_PMS_GL_CDS, then ZCL_PMS_DASH_QUERY, then ZSD_PMS_SCHEME / ZCL_PMS_SCHEME_QRY, then republish ZSD_PMS_DASH_O4 — in both MED and MEP.</w:t>
       </w:r>
     </w:p>
     <w:p>
@@ -2523,7 +2587,7 @@
               <w:rPr>
                 <w:sz w:val="18"/>
               </w:rPr>
-              <w:t>c.regio</w:t>
+              <w:t>coalesce(c.regio, e.regio)</w:t>
             </w:r>
           </w:p>
         </w:tc>
@@ -2538,7 +2602,7 @@
               <w:rPr>
                 <w:sz w:val="18"/>
               </w:rPr>
-              <w:t>The UNIT's region (state) code, via T001W on b.werks</w:t>
+              <w:t>The UNIT's state code, falling back to the billing plant's (OD-10)</w:t>
             </w:r>
           </w:p>
         </w:tc>
@@ -2568,7 +2632,7 @@
               <w:rPr>
                 <w:sz w:val="18"/>
               </w:rPr>
-              <w:t>d.bezei</w:t>
+              <w:t>coalesce(d.bezei, f.bezei)</w:t>
             </w:r>
           </w:p>
         </w:tc>
@@ -2582,7 +2646,7 @@
               <w:rPr>
                 <w:sz w:val="18"/>
               </w:rPr>
-              <w:t>English state name</w:t>
+              <w:t>English state name, from whichever of the two resolved</w:t>
             </w:r>
           </w:p>
         </w:tc>
@@ -6054,6 +6118,93 @@
           <w:color w:val="22262A"/>
           <w:sz w:val="22"/>
         </w:rPr>
+        <w:t>The hover card</w:t>
+      </w:r>
+    </w:p>
+    <w:p>
+      <w:r>
+        <w:t>Three rows — Gross billed, Net value, Tax (GST) — and nothing else, on all three card types (state polygon, zone polygon, Unit dot). It carried growth against last year, share of India, plants billing and invoice counts until 2026-08-18, when they were removed as noise (OD-12); the zone and dot cards also lost the state / plant counts from their headers.</w:t>
+      </w:r>
+    </w:p>
+    <w:p>
+      <w:pPr>
+        <w:spacing w:before="120" w:after="160"/>
+        <w:ind w:left="216"/>
+        <w:pBdr>
+          <w:left w:val="single" w:sz="18" w:space="6" w:color="2E7D32"/>
+        </w:pBdr>
+      </w:pPr>
+      <w:r>
+        <w:rPr>
+          <w:b/>
+          <w:color w:val="2E7D32"/>
+          <w:sz w:val="20"/>
+        </w:rPr>
+        <w:t xml:space="preserve">The state card's eyebrow reads AlmZone, not the geographic table:  </w:t>
+      </w:r>
+      <w:r>
+        <w:rPr>
+          <w:sz w:val="20"/>
+        </w:rPr>
+        <w:t>It used INDIA.zoneOf[state] — the hardcoded geographic lookup — which would print 'UP - North' beside a panel that had just shaded Uttar Pradesh as Central. It now reads the row's own AlmZone through formatter.zoneKey( ), the same source the shading uses. A state with no billing shows its abbreviation alone.</w:t>
+      </w:r>
+    </w:p>
+    <w:p>
+      <w:pPr>
+        <w:spacing w:before="120" w:after="160"/>
+        <w:ind w:left="216"/>
+        <w:pBdr>
+          <w:left w:val="single" w:sz="18" w:space="6" w:color="2E7D32"/>
+        </w:pBdr>
+      </w:pPr>
+      <w:r>
+        <w:rPr>
+          <w:b/>
+          <w:color w:val="2E7D32"/>
+          <w:sz w:val="20"/>
+        </w:rPr>
+        <w:t xml:space="preserve">What the removal made dead:  </w:t>
+      </w:r>
+      <w:r>
+        <w:rPr>
+          <w:sz w:val="20"/>
+        </w:rPr>
+        <w:t>IndiaMap's deltaVisible and priorFyLabel properties and their view bindings, the per-zone prior / plants / invoices / states accumulators, the share-of-India denominator, and six of the fifteen mapTexts keys. All removed — a bound property that silently does nothing misleads whoever reads it next. deltaVisible still does real work on KpiCard and SchemeList. The i18n ENTRIES were deliberately left in the bundle unreferenced, so restoring a row stays a one-line change. tipHead( ) now omits the eyebrow span entirely when it is empty, since .pmsTipHead is display:block and an empty one still took a line.</w:t>
+      </w:r>
+    </w:p>
+    <w:p>
+      <w:pPr>
+        <w:spacing w:before="120" w:after="160"/>
+        <w:ind w:left="216"/>
+        <w:pBdr>
+          <w:left w:val="single" w:sz="18" w:space="6" w:color="2E7D32"/>
+        </w:pBdr>
+      </w:pPr>
+      <w:r>
+        <w:rPr>
+          <w:b/>
+          <w:color w:val="2E7D32"/>
+          <w:sz w:val="20"/>
+        </w:rPr>
+        <w:t xml:space="preserve">Fields now fetched but unread:  </w:t>
+      </w:r>
+      <w:r>
+        <w:rPr>
+          <w:sz w:val="20"/>
+        </w:rPr>
+        <w:t>Geo still $selects PriorValue (the hover card's old 'last year' row) and UnitDots still $selects PriorValue / PriorGross / DeltaPct / PlantCount. Geo's PriorGross and DeltaPct are still genuinely used — by the Top-states rows under the Scheme panel, which do show a pill. Material's GrandTotalValue / GrandTotalGross became unread when the 'Grand total' line was dropped from that chart's tooltip. None of this is a bug; it is a $select worth trimming when next touched.</w:t>
+      </w:r>
+    </w:p>
+    <w:p>
+      <w:pPr>
+        <w:spacing w:before="160"/>
+      </w:pPr>
+      <w:r>
+        <w:rPr>
+          <w:b/>
+          <w:color w:val="22262A"/>
+          <w:sz w:val="22"/>
+        </w:rPr>
         <w:t>Callout gutters</w:t>
       </w:r>
     </w:p>
@@ -6107,6 +6258,168 @@
           <w:sz w:val="20"/>
         </w:rPr>
         <w:t>font-size and stroke-width are in USER units. Widening the viewBox shrinks them on screen by the same factor, which is why GUTTER_SCALE exists and why the callout font size is set as an attribute in JS rather than in CSS. Setting it in CSS and then widening the viewBox silently undoes the change.</w:t>
+      </w:r>
+    </w:p>
+    <w:p>
+      <w:pPr>
+        <w:spacing w:before="240"/>
+      </w:pPr>
+      <w:r>
+        <w:rPr>
+          <w:b/>
+          <w:color w:val="5470C6"/>
+          <w:sz w:val="26"/>
+        </w:rPr>
+        <w:t>7.7a  Suppressing Untrustworthy Growth Indicators</w:t>
+      </w:r>
+    </w:p>
+    <w:p>
+      <w:r>
+        <w:t>The sales-office concept (VKBUR) only began in FY 2026. Most FY 2025 rows therefore carry a blank one, which resolves to a null zone and is excluded by any ALM_ZONE IN predicate. A zone-filtered FY 2026 view was consequently dividing a nearly complete current year by a nearly empty prior one, producing five-digit percentages.</w:t>
+      </w:r>
+    </w:p>
+    <w:p>
+      <w:pPr>
+        <w:spacing w:before="120" w:after="160"/>
+        <w:ind w:left="216"/>
+        <w:pBdr>
+          <w:left w:val="single" w:sz="18" w:space="6" w:color="2E7D32"/>
+        </w:pBdr>
+      </w:pPr>
+      <w:r>
+        <w:rPr>
+          <w:b/>
+          <w:color w:val="2E7D32"/>
+          <w:sz w:val="20"/>
+        </w:rPr>
+        <w:t xml:space="preserve">The arithmetic was never wrong:  </w:t>
+      </w:r>
+      <w:r>
+        <w:rPr>
+          <w:sz w:val="20"/>
+        </w:rPr>
+        <w:t>pct( ) was checked against the ABAP debugger: IV_PART = 385,019,754.54 over IV_WHOLE = 2,105,569.94 is genuinely +18285.8%, and it reconciles with the Rs 38.71 Cr on the card. Capping or hiding large percentages before diagnosing this would have buried a master-data gap behind a cosmetic fix.</w:t>
+      </w:r>
+    </w:p>
+    <w:p>
+      <w:pPr>
+        <w:spacing w:before="80" w:after="160" w:line="240" w:lineRule="auto"/>
+        <w:ind w:left="360"/>
+        <w:shd w:val="clear" w:color="auto" w:fill="F4F6F8"/>
+      </w:pPr>
+      <w:r>
+        <w:rPr>
+          <w:rFonts w:ascii="Consolas" w:hAnsi="Consolas" w:eastAsia="Consolas"/>
+          <w:color w:val="1A1A1A"/>
+          <w:sz w:val="17"/>
+        </w:rPr>
+        <w:t>var VKBUR_FIRST_FY = 2026;</w:t>
+        <w:br/>
+        <w:t>var SCOPE_FILTERS = ["zone", "state", "plant", "scheme", "material", "period"];</w:t>
+        <w:br/>
+        <w:br/>
+        <w:t>_deltasUnreliable: function () {</w:t>
+        <w:br/>
+        <w:t xml:space="preserve">    var o = this._oFilters;</w:t>
+        <w:br/>
+        <w:t xml:space="preserve">    if (!o || parseInt(o.fy, 10) !== VKBUR_FIRST_FY) { return false; }</w:t>
+        <w:br/>
+        <w:t xml:space="preserve">    return SCOPE_FILTERS.some(function (sKey) {</w:t>
+        <w:br/>
+        <w:t xml:space="preserve">        return (o[sKey] || []).length &gt; 0;</w:t>
+        <w:br/>
+        <w:t xml:space="preserve">    });</w:t>
+        <w:br/>
+        <w:t>}</w:t>
+      </w:r>
+    </w:p>
+    <w:p>
+      <w:pPr>
+        <w:spacing w:before="120" w:after="160"/>
+        <w:ind w:left="216"/>
+        <w:pBdr>
+          <w:left w:val="single" w:sz="18" w:space="6" w:color="2E7D32"/>
+        </w:pBdr>
+      </w:pPr>
+      <w:r>
+        <w:rPr>
+          <w:b/>
+          <w:color w:val="2E7D32"/>
+          <w:sz w:val="20"/>
+        </w:rPr>
+        <w:t xml:space="preserve">Fiscal Year is deliberately not a scope filter:  </w:t>
+      </w:r>
+      <w:r>
+        <w:rPr>
+          <w:sz w:val="20"/>
+        </w:rPr>
+        <w:t>An FY-only view totals both sides INCLUDING the blank-VKBUR rows, so nothing is excluded and the comparison is sound. Only a filter that narrows the comparison can break it. Hiding the pills on the FY selector too would have removed the one comparison that still works.</w:t>
+      </w:r>
+    </w:p>
+    <w:p>
+      <w:pPr>
+        <w:spacing w:before="120" w:after="160"/>
+        <w:ind w:left="216"/>
+        <w:pBdr>
+          <w:left w:val="single" w:sz="18" w:space="6" w:color="2E7D32"/>
+        </w:pBdr>
+      </w:pPr>
+      <w:r>
+        <w:rPr>
+          <w:b/>
+          <w:color w:val="2E7D32"/>
+          <w:sz w:val="20"/>
+        </w:rPr>
+        <w:t xml:space="preserve">It expires on its own:  </w:t>
+      </w:r>
+      <w:r>
+        <w:rPr>
+          <w:sz w:val="20"/>
+        </w:rPr>
+        <w:t>FY 2027 compares against FY 2026, which has VKBUR throughout. This is a dated workaround for a one-off master-data transition, not a permanent rule — the constant name says so, and no code change is needed when it lapses.</w:t>
+      </w:r>
+    </w:p>
+    <w:p>
+      <w:r>
+        <w:t>The result is published once, as /deltaVisible, and bound by the view onto every control that still draws a pill — the KPI cards, the scheme rows and the top-states rows — so they all make one decision rather than each repeating it. The KPI cards additionally bind it per card, because the Yesterday Sale card is suppressed unconditionally:</w:t>
+      </w:r>
+    </w:p>
+    <w:p>
+      <w:pPr>
+        <w:spacing w:before="80" w:after="160" w:line="240" w:lineRule="auto"/>
+        <w:ind w:left="360"/>
+        <w:shd w:val="clear" w:color="auto" w:fill="F4F6F8"/>
+      </w:pPr>
+      <w:r>
+        <w:rPr>
+          <w:rFonts w:ascii="Consolas" w:hAnsi="Consolas" w:eastAsia="Consolas"/>
+          <w:color w:val="1A1A1A"/>
+          <w:sz w:val="17"/>
+        </w:rPr>
+        <w:t>deltaVisible: oKpi.Id !== "DAILY_SALE" &amp;&amp; bDeltasOk</w:t>
+      </w:r>
+    </w:p>
+    <w:p>
+      <w:pPr>
+        <w:spacing w:before="120" w:after="160"/>
+        <w:ind w:left="216"/>
+        <w:pBdr>
+          <w:left w:val="single" w:sz="18" w:space="6" w:color="2E7D32"/>
+        </w:pBdr>
+      </w:pPr>
+      <w:r>
+        <w:rPr>
+          <w:b/>
+          <w:color w:val="2E7D32"/>
+          <w:sz w:val="20"/>
+        </w:rPr>
+        <w:t xml:space="preserve">The Yesterday Sale card never shows a pill, in any year:  </w:t>
+      </w:r>
+      <w:r>
+        <w:rPr>
+          <w:sz w:val="20"/>
+        </w:rPr>
+        <w:t>A single day against the same single day a year earlier is noise, not a trend — a public holiday on one side of the comparison swings it completely. It was removed outright on 2026-08-18 rather than conditioned, because it was never meaningful.</w:t>
       </w:r>
     </w:p>
     <w:p>
@@ -6437,7 +6750,7 @@
               <w:rPr>
                 <w:sz w:val="18"/>
               </w:rPr>
-              <w:t>build</w:t>
+              <w:t>start-prod</w:t>
             </w:r>
           </w:p>
         </w:tc>
@@ -6452,7 +6765,7 @@
               <w:rPr>
                 <w:sz w:val="18"/>
               </w:rPr>
-              <w:t>ui5 build --config=ui5.yaml --clean-dest --dest dist</w:t>
+              <w:t>fiori run --config ./ui5-prod.yaml --port 8098</w:t>
             </w:r>
           </w:p>
         </w:tc>
@@ -6467,7 +6780,7 @@
               <w:rPr>
                 <w:sz w:val="18"/>
               </w:rPr>
-              <w:t>Production build into dist/</w:t>
+              <w:t>Local build against the PRODUCTION backend (MEP, client 300) — diagnosis only</w:t>
             </w:r>
           </w:p>
         </w:tc>
@@ -6483,7 +6796,7 @@
               <w:rPr>
                 <w:sz w:val="18"/>
               </w:rPr>
-              <w:t>deploy</w:t>
+              <w:t>build</w:t>
             </w:r>
           </w:p>
         </w:tc>
@@ -6497,7 +6810,7 @@
               <w:rPr>
                 <w:sz w:val="18"/>
               </w:rPr>
-              <w:t>npm run build &amp;&amp; fiori deploy --config ui5-deploy.yaml</w:t>
+              <w:t>ui5 build --config=ui5.yaml --clean-dest --dest dist</w:t>
             </w:r>
           </w:p>
         </w:tc>
@@ -6511,7 +6824,7 @@
               <w:rPr>
                 <w:sz w:val="18"/>
               </w:rPr>
-              <w:t>Build then deploy to ABAP</w:t>
+              <w:t>Production build into dist/</w:t>
             </w:r>
           </w:p>
         </w:tc>
@@ -6528,7 +6841,7 @@
               <w:rPr>
                 <w:sz w:val="18"/>
               </w:rPr>
-              <w:t>deploy-test</w:t>
+              <w:t>deploy</w:t>
             </w:r>
           </w:p>
         </w:tc>
@@ -6543,7 +6856,7 @@
               <w:rPr>
                 <w:sz w:val="18"/>
               </w:rPr>
-              <w:t>… --testMode true</w:t>
+              <w:t>npm run build &amp;&amp; fiori deploy --config ui5-deploy.yaml</w:t>
             </w:r>
           </w:p>
         </w:tc>
@@ -6558,7 +6871,7 @@
               <w:rPr>
                 <w:sz w:val="18"/>
               </w:rPr>
-              <w:t>Dry-run deployment</w:t>
+              <w:t>Build then deploy to ABAP</w:t>
             </w:r>
           </w:p>
         </w:tc>
@@ -6574,6 +6887,51 @@
               <w:rPr>
                 <w:sz w:val="18"/>
               </w:rPr>
+              <w:t>deploy-test</w:t>
+            </w:r>
+          </w:p>
+        </w:tc>
+        <w:tc>
+          <w:tcPr>
+            <w:tcW w:type="dxa" w:w="3216"/>
+          </w:tcPr>
+          <w:p>
+            <w:r/>
+            <w:r>
+              <w:rPr>
+                <w:sz w:val="18"/>
+              </w:rPr>
+              <w:t>… --testMode true</w:t>
+            </w:r>
+          </w:p>
+        </w:tc>
+        <w:tc>
+          <w:tcPr>
+            <w:tcW w:type="dxa" w:w="3216"/>
+          </w:tcPr>
+          <w:p>
+            <w:r/>
+            <w:r>
+              <w:rPr>
+                <w:sz w:val="18"/>
+              </w:rPr>
+              <w:t>Dry-run deployment</w:t>
+            </w:r>
+          </w:p>
+        </w:tc>
+      </w:tr>
+      <w:tr>
+        <w:tc>
+          <w:tcPr>
+            <w:tcW w:type="dxa" w:w="3216"/>
+            <w:shd w:val="clear" w:color="auto" w:fill="F4F6F8"/>
+          </w:tcPr>
+          <w:p>
+            <w:r/>
+            <w:r>
+              <w:rPr>
+                <w:sz w:val="18"/>
+              </w:rPr>
               <w:t>undeploy</w:t>
             </w:r>
           </w:p>
@@ -6581,6 +6939,7 @@
         <w:tc>
           <w:tcPr>
             <w:tcW w:type="dxa" w:w="3216"/>
+            <w:shd w:val="clear" w:color="auto" w:fill="F4F6F8"/>
           </w:tcPr>
           <w:p>
             <w:r/>
@@ -6595,6 +6954,7 @@
         <w:tc>
           <w:tcPr>
             <w:tcW w:type="dxa" w:w="3216"/>
+            <w:shd w:val="clear" w:color="auto" w:fill="F4F6F8"/>
           </w:tcPr>
           <w:p>
             <w:r/>
@@ -6954,6 +7314,29 @@
     </w:p>
     <w:p>
       <w:pPr>
+        <w:spacing w:before="120" w:after="160"/>
+        <w:ind w:left="216"/>
+        <w:pBdr>
+          <w:left w:val="single" w:sz="18" w:space="6" w:color="2E7D32"/>
+        </w:pBdr>
+      </w:pPr>
+      <w:r>
+        <w:rPr>
+          <w:b/>
+          <w:color w:val="2E7D32"/>
+          <w:sz w:val="20"/>
+        </w:rPr>
+        <w:t xml:space="preserve">There is no PRODUCTION deploy target:  </w:t>
+      </w:r>
+      <w:r>
+        <w:rPr>
+          <w:sz w:val="20"/>
+        </w:rPr>
+        <w:t>ui5-deploy.yaml has only ever pointed at vhafbmedap01 (MED, client 120). The app has never been deployed to MEP. ui5-prod.yaml is NOT a deploy target — it is a dev-server proxy that points a LOCAL build at the production backend for diagnosis, and it carries no credentials at all (fiori-tools-proxy prompts for them). Shipping to production needs a second deploy config, its own BSP application and its own transport.</w:t>
+      </w:r>
+    </w:p>
+    <w:p>
+      <w:pPr>
         <w:spacing w:before="320" w:after="160"/>
         <w:pBdr>
           <w:bottom w:val="single" w:sz="8" w:space="0" w:color="5470C6"/>
@@ -7553,7 +7936,7 @@
         <w:pStyle w:val="ListBullet"/>
       </w:pPr>
       <w:r>
-        <w:t>ALM_ZONE's real data element was never confirmed; it is typed as a CHAR10 placeholder, and the frontend deliberately derives zone from the state name instead.</w:t>
+        <w:t>ALM_ZONE's real data element was never confirmed; it is typed as a CHAR10 placeholder. It is also hand-maintained, which is why every read of it goes through formatter.zoneKey( ) — see 7.6. (Until 2026-08-18 the frontend derived zone from the state name instead; that is no longer true, and was the cause of the zone mismatch OD-11 fixed.)</w:t>
       </w:r>
     </w:p>
     <w:p>
@@ -7598,6 +7981,59 @@
     </w:p>
     <w:p>
       <w:pPr>
+        <w:spacing w:before="240"/>
+      </w:pPr>
+      <w:r>
+        <w:rPr>
+          <w:b/>
+          <w:color w:val="5470C6"/>
+          <w:sz w:val="26"/>
+        </w:rPr>
+        <w:t>10.1  Open at the Close of 2026-08-18</w:t>
+      </w:r>
+    </w:p>
+    <w:p>
+      <w:pPr>
+        <w:pStyle w:val="ListBullet"/>
+      </w:pPr>
+      <w:r>
+        <w:t>ABAP not yet activated or transported: ZSDD_PMS_GL_CDS (the OD-10 revision), ZCL_PMS_DASH_QUERY, ZSD_PMS_SCHEME, ZCL_PMS_SCHEME_QRY, ZSD_PMS_DASH_TEST (gained a p_zone parameter) and ZSD_PMS_ZONE_DIAG (new). Needed in BOTH MED and MEP. Until ZSDD_PMS_GL_CDS is active in MEP, the production choropleth keeps putting Uttar Pradesh and Karnataka under East.</w:t>
+      </w:r>
+    </w:p>
+    <w:p>
+      <w:pPr>
+        <w:pStyle w:val="ListBullet"/>
+      </w:pPr>
+      <w:r>
+        <w:t>The app itself has never been deployed to production — see 8.3.</w:t>
+      </w:r>
+    </w:p>
+    <w:p>
+      <w:pPr>
+        <w:pStyle w:val="ListBullet"/>
+      </w:pPr>
+      <w:r>
+        <w:t>Plant 4700 (RMC Jaipur) is zoned NORTH in MEP client 300 and CENTRAL in MED client 100. That is a master-data question for the business, not a code one, but it means the two systems will not agree on the map until it is settled.</w:t>
+      </w:r>
+    </w:p>
+    <w:p>
+      <w:pPr>
+        <w:pStyle w:val="ListBullet"/>
+      </w:pPr>
+      <w:r>
+        <w:t>The ADT MCP server returns 401 on every call, so no live object-by-object comparison against MED or MEP could be run. Everything above was established from the repository and from the running app.</w:t>
+      </w:r>
+    </w:p>
+    <w:p>
+      <w:pPr>
+        <w:pStyle w:val="ListBullet"/>
+      </w:pPr>
+      <w:r>
+        <w:t>Some fields are fetched but no longer read: Geo.PriorValue, UnitDots.PriorValue / PriorGross / DeltaPct / PlantCount, and Material.GrandTotalValue / GrandTotalGross. Harmless, but worth trimming from dashboardService.js when that file is next touched — see 7.7.</w:t>
+      </w:r>
+    </w:p>
+    <w:p>
+      <w:pPr>
         <w:spacing w:before="320" w:after="160"/>
         <w:pBdr>
           <w:bottom w:val="single" w:sz="8" w:space="0" w:color="5470C6"/>
@@ -7946,6 +8382,38 @@
                 <w:sz w:val="18"/>
               </w:rPr>
               <w:t>Standalone validation report — calls the compute class directly</w:t>
+            </w:r>
+          </w:p>
+        </w:tc>
+      </w:tr>
+      <w:tr>
+        <w:tc>
+          <w:tcPr>
+            <w:tcW w:type="dxa" w:w="4824"/>
+            <w:shd w:val="clear" w:color="auto" w:fill="F4F6F8"/>
+          </w:tcPr>
+          <w:p>
+            <w:r/>
+            <w:r>
+              <w:rPr>
+                <w:sz w:val="18"/>
+              </w:rPr>
+              <w:t>ZSD_PMS_ZONE_DIAG</w:t>
+            </w:r>
+          </w:p>
+        </w:tc>
+        <w:tc>
+          <w:tcPr>
+            <w:tcW w:type="dxa" w:w="4824"/>
+            <w:shd w:val="clear" w:color="auto" w:fill="F4F6F8"/>
+          </w:tcPr>
+          <w:p>
+            <w:r/>
+            <w:r>
+              <w:rPr>
+                <w:sz w:val="18"/>
+              </w:rPr>
+              <w:t>Read-only zone diagnostic (new, 2026-08-18) — current vs prior gross with and without a zone filter, VKBUR values missing from ZSD_ZONE_PLANT per year, and zones present per year. Standalone; nothing calls it</w:t>
             </w:r>
           </w:p>
         </w:tc>

--- a/UI5 Practice/Plant and Material Wise Sales dashboard/Documentation/PMS_Dashboard_Technical_Documentation.docx
+++ b/UI5 Practice/Plant and Material Wise Sales dashboard/Documentation/PMS_Dashboard_Technical_Documentation.docx
@@ -5873,6 +5873,82 @@
           <w:color w:val="5470C6"/>
           <w:sz w:val="26"/>
         </w:rPr>
+        <w:t>7.4a  Flooring the Fiscal-Year Options (OD-13)</w:t>
+      </w:r>
+    </w:p>
+    <w:p>
+      <w:r>
+        <w:t>_fyOptions( ) used to return the three most recent fiscal years unconditionally — [iCurr, iCurr - 1, iCurr - 2] — for the FY Select. Billing before VKBUR_FIRST_FY (2026) carries no sales office at all (OD-8, OD-12), so it can neither be grouped nor filtered by zone; offering it in the picker let a user select a fiscal year the rest of the dashboard could not render correctly.</w:t>
+      </w:r>
+    </w:p>
+    <w:p>
+      <w:pPr>
+        <w:spacing w:before="80" w:after="160" w:line="240" w:lineRule="auto"/>
+        <w:ind w:left="360"/>
+        <w:shd w:val="clear" w:color="auto" w:fill="F4F6F8"/>
+      </w:pPr>
+      <w:r>
+        <w:rPr>
+          <w:rFonts w:ascii="Consolas" w:hAnsi="Consolas" w:eastAsia="Consolas"/>
+          <w:color w:val="1A1A1A"/>
+          <w:sz w:val="17"/>
+        </w:rPr>
+        <w:t>_fyOptions: function () {</w:t>
+        <w:br/>
+        <w:t xml:space="preserve">    var iCurr = this._currentFy();</w:t>
+        <w:br/>
+        <w:t xml:space="preserve">    return [iCurr, iCurr - 1, iCurr - 2].filter(function (fy) {</w:t>
+        <w:br/>
+        <w:t xml:space="preserve">        return fy &gt;= VKBUR_FIRST_FY;</w:t>
+        <w:br/>
+        <w:t xml:space="preserve">    }).map(function (fy) {</w:t>
+        <w:br/>
+        <w:t xml:space="preserve">        return {</w:t>
+        <w:br/>
+        <w:t xml:space="preserve">            key: String(fy),</w:t>
+        <w:br/>
+        <w:t xml:space="preserve">            text: "FY " + fy + "-" + String(fy + 1).slice(2)</w:t>
+        <w:br/>
+        <w:t xml:space="preserve">        };</w:t>
+        <w:br/>
+        <w:t xml:space="preserve">    });</w:t>
+        <w:br/>
+        <w:t>}</w:t>
+      </w:r>
+    </w:p>
+    <w:p>
+      <w:pPr>
+        <w:spacing w:before="120" w:after="160"/>
+        <w:ind w:left="216"/>
+        <w:pBdr>
+          <w:left w:val="single" w:sz="18" w:space="6" w:color="2E7D32"/>
+        </w:pBdr>
+      </w:pPr>
+      <w:r>
+        <w:rPr>
+          <w:b/>
+          <w:color w:val="2E7D32"/>
+          <w:sz w:val="20"/>
+        </w:rPr>
+        <w:t xml:space="preserve">The list widens again on its own:  </w:t>
+      </w:r>
+      <w:r>
+        <w:rPr>
+          <w:sz w:val="20"/>
+        </w:rPr>
+        <w:t>Once the current fiscal year reaches 2028, the candidate list [2028, 2027, 2026] survives the filter in full and the picker is back to three options — every one of them with VKBUR throughout. No further code change is needed for that to happen; VKBUR_FIRST_FY stays a fixed constant.</w:t>
+      </w:r>
+    </w:p>
+    <w:p>
+      <w:pPr>
+        <w:spacing w:before="240"/>
+      </w:pPr>
+      <w:r>
+        <w:rPr>
+          <w:b/>
+          <w:color w:val="5470C6"/>
+          <w:sz w:val="26"/>
+        </w:rPr>
         <w:t>7.5  Catalog Merging</w:t>
       </w:r>
     </w:p>
@@ -6046,6 +6122,99 @@
     </w:p>
     <w:p>
       <w:pPr>
+        <w:spacing w:before="120" w:after="160"/>
+        <w:ind w:left="216"/>
+        <w:pBdr>
+          <w:left w:val="single" w:sz="18" w:space="6" w:color="2E7D32"/>
+        </w:pBdr>
+      </w:pPr>
+      <w:r>
+        <w:rPr>
+          <w:b/>
+          <w:color w:val="2E7D32"/>
+          <w:sz w:val="20"/>
+        </w:rPr>
+        <w:t xml:space="preserve">Light-theme scale bumped off the panel background (2026-08-22):  </w:t>
+      </w:r>
+      <w:r>
+        <w:rPr>
+          <w:sz w:val="20"/>
+        </w:rPr>
+        <w:t>--pms-scale-0 (the lightest step, for the smallest billed value) and --pms-nodata ("no billing") started as the prototype's own #f7fbff / #f2f5f6 — both within a few points of the #ffffff panel behind them, so the smallest-value state and a state with no billing at all both read as blank. Deepened to #e5f0fb / #e3e8ea so both stay visibly distinct from empty panel space and from each other, on both the state and the zone choropleth (the same tokens drive both). --pms-scale-1..4, --pms-zonediv and the dark theme were untouched — dark was already designed with enough separation.</w:t>
+      </w:r>
+    </w:p>
+    <w:p>
+      <w:pPr>
+        <w:spacing w:before="160"/>
+      </w:pPr>
+      <w:r>
+        <w:rPr>
+          <w:b/>
+          <w:color w:val="22262A"/>
+          <w:sz w:val="22"/>
+        </w:rPr>
+        <w:t>Zone derivation: ZONE_OF_STATE, not AlmZone</w:t>
+      </w:r>
+    </w:p>
+    <w:p>
+      <w:r>
+        <w:t>Until 2026-08-18 zone granularity shaded a hardcoded GEOGRAPHIC union. OD-11 then switched it to the row's own AlmZone, so the Zone filter and the map would always agree. In production AlmZone kept surfacing states under the wrong zone regardless — Karnataka and Uttar Pradesh reporting under East, and Odisha not appearing under East at all in a period it had no billing — the same plant-Unit many-to-many symptom OD-10 diagnosed, just not yet fixed by OD-10's own (still unactivated) backend change. 2026-08-22 (OD-15) reverts to a hardcoded table again, but a BUSINESS one this time, not a geographic one: ZONE_OF_STATE maps each of the 36 states/UTs to one of North / West / Central / East / South per ALIMCO's real zonal map.</w:t>
+      </w:r>
+    </w:p>
+    <w:p>
+      <w:pPr>
+        <w:spacing w:before="80" w:after="160" w:line="240" w:lineRule="auto"/>
+        <w:ind w:left="360"/>
+        <w:shd w:val="clear" w:color="auto" w:fill="F4F6F8"/>
+      </w:pPr>
+      <w:r>
+        <w:rPr>
+          <w:rFonts w:ascii="Consolas" w:hAnsi="Consolas" w:eastAsia="Consolas"/>
+          <w:color w:val="1A1A1A"/>
+          <w:sz w:val="17"/>
+        </w:rPr>
+        <w:t>var ZONE_OF_STATE = {</w:t>
+        <w:br/>
+        <w:t xml:space="preserve">    "Jammu and Kashmir": "North", "Ladakh": "North", ... "Chandigarh": "North",</w:t>
+        <w:br/>
+        <w:t xml:space="preserve">    "Gujarat": "West", "Maharashtra": "West", "Goa": "West",</w:t>
+        <w:br/>
+        <w:t xml:space="preserve">        "Dadra and Nagar Haveli and Daman and Diu": "West",</w:t>
+        <w:br/>
+        <w:t xml:space="preserve">    "Madhya Pradesh": "Central", "Chhattisgarh": "Central",</w:t>
+        <w:br/>
+        <w:t xml:space="preserve">    "Bihar": "East", "Jharkhand": "East", ... "Tripura": "East",</w:t>
+        <w:br/>
+        <w:t xml:space="preserve">    "Telangana": "South", "Andhra Pradesh": "South", ... "Andaman and Nicobar Islands": "South"</w:t>
+        <w:br/>
+        <w:t>};</w:t>
+      </w:r>
+    </w:p>
+    <w:p>
+      <w:pPr>
+        <w:spacing w:before="120" w:after="160"/>
+        <w:ind w:left="216"/>
+        <w:pBdr>
+          <w:left w:val="single" w:sz="18" w:space="6" w:color="2E7D32"/>
+        </w:pBdr>
+      </w:pPr>
+      <w:r>
+        <w:rPr>
+          <w:b/>
+          <w:color w:val="2E7D32"/>
+          <w:sz w:val="20"/>
+        </w:rPr>
+        <w:t xml:space="preserve">Scoped to this control alone:  </w:t>
+      </w:r>
+      <w:r>
+        <w:rPr>
+          <w:sz w:val="20"/>
+        </w:rPr>
+        <w:t>The Zone filter dropdown and every other panel — KPI totals, Top-states, scheme rows — still match on ALM_ZONE server-side, unchanged (see 7.6). Only this control's own zone shading, its zone hover-card totals and the state card's zone eyebrow now read ZONE_OF_STATE. Zone hover totals still aggregate live from the same Geo entity rows, just grouped by ZONE_OF_STATE instead of AlmZone; the card's three rows (gross / net / tax) are unchanged. A state whose canonical name is not a key in the table has no zone to paint, exactly as before.</w:t>
+      </w:r>
+    </w:p>
+    <w:p>
+      <w:pPr>
         <w:spacing w:before="160"/>
       </w:pPr>
       <w:r>
@@ -6140,13 +6309,13 @@
           <w:color w:val="2E7D32"/>
           <w:sz w:val="20"/>
         </w:rPr>
-        <w:t xml:space="preserve">The state card's eyebrow reads AlmZone, not the geographic table:  </w:t>
+        <w:t xml:space="preserve">The state card's eyebrow reads ZONE_OF_STATE, not AlmZone:  </w:t>
       </w:r>
       <w:r>
         <w:rPr>
           <w:sz w:val="20"/>
         </w:rPr>
-        <w:t>It used INDIA.zoneOf[state] — the hardcoded geographic lookup — which would print 'UP - North' beside a panel that had just shaded Uttar Pradesh as Central. It now reads the row's own AlmZone through formatter.zoneKey( ), the same source the shading uses. A state with no billing shows its abbreviation alone.</w:t>
+        <w:t>Between 2026-08-18 and 2026-08-22 it read the row's own AlmZone through formatter.zoneKey( ), matching whichever source the shading used at the time. It now reads ZONE_OF_STATE for the same reason, one level removed: a state's zone eyebrow is a property of the STATE, not of its billing, so it still shows even for a state nobody billed under any zone.</w:t>
       </w:r>
     </w:p>
     <w:p>
@@ -6302,35 +6471,8 @@
       </w:r>
     </w:p>
     <w:p>
-      <w:pPr>
-        <w:spacing w:before="80" w:after="160" w:line="240" w:lineRule="auto"/>
-        <w:ind w:left="360"/>
-        <w:shd w:val="clear" w:color="auto" w:fill="F4F6F8"/>
-      </w:pPr>
       <w:r>
-        <w:rPr>
-          <w:rFonts w:ascii="Consolas" w:hAnsi="Consolas" w:eastAsia="Consolas"/>
-          <w:color w:val="1A1A1A"/>
-          <w:sz w:val="17"/>
-        </w:rPr>
-        <w:t>var VKBUR_FIRST_FY = 2026;</w:t>
-        <w:br/>
-        <w:t>var SCOPE_FILTERS = ["zone", "state", "plant", "scheme", "material", "period"];</w:t>
-        <w:br/>
-        <w:br/>
-        <w:t>_deltasUnreliable: function () {</w:t>
-        <w:br/>
-        <w:t xml:space="preserve">    var o = this._oFilters;</w:t>
-        <w:br/>
-        <w:t xml:space="preserve">    if (!o || parseInt(o.fy, 10) !== VKBUR_FIRST_FY) { return false; }</w:t>
-        <w:br/>
-        <w:t xml:space="preserve">    return SCOPE_FILTERS.some(function (sKey) {</w:t>
-        <w:br/>
-        <w:t xml:space="preserve">        return (o[sKey] || []).length &gt; 0;</w:t>
-        <w:br/>
-        <w:t xml:space="preserve">    });</w:t>
-        <w:br/>
-        <w:t>}</w:t>
+        <w:t>2026-08-18's first version hid the pills only when FY 2026 was selected TOGETHER with a scope filter (zone / state / plant / scheme / material / period); Fiscal Year on its own was exempt, on the reasoning that an FY-only view totals both years' rows including the blank-VKBUR ones, so nothing is excluded and the comparison stays sound.</w:t>
       </w:r>
     </w:p>
     <w:p>
@@ -6347,13 +6489,37 @@
           <w:color w:val="2E7D32"/>
           <w:sz w:val="20"/>
         </w:rPr>
-        <w:t xml:space="preserve">Fiscal Year is deliberately not a scope filter:  </w:t>
+        <w:t xml:space="preserve">2026-08-22: that exemption did not survive review (OD-14):  </w:t>
       </w:r>
       <w:r>
         <w:rPr>
           <w:sz w:val="20"/>
         </w:rPr>
-        <w:t>An FY-only view totals both sides INCLUDING the blank-VKBUR rows, so nothing is excluded and the comparison is sound. Only a filter that narrows the comparison can break it. Hiding the pills on the FY selector too would have removed the one comparison that still works.</w:t>
+        <w:t>The FY 2025 total is still built almost entirely from rows that predate VKBUR whether or not a filter narrows it — an FY-only view is not comparing two clean years, it is comparing a normal FY 2026 against an FY 2025 that is missing the field the rest of the dashboard groups by. _deltasUnreliable( ) now returns true for FY 2026 outright, filtered or not, and SCOPE_FILTERS is deleted as dead code.</w:t>
+      </w:r>
+    </w:p>
+    <w:p>
+      <w:pPr>
+        <w:spacing w:before="80" w:after="160" w:line="240" w:lineRule="auto"/>
+        <w:ind w:left="360"/>
+        <w:shd w:val="clear" w:color="auto" w:fill="F4F6F8"/>
+      </w:pPr>
+      <w:r>
+        <w:rPr>
+          <w:rFonts w:ascii="Consolas" w:hAnsi="Consolas" w:eastAsia="Consolas"/>
+          <w:color w:val="1A1A1A"/>
+          <w:sz w:val="17"/>
+        </w:rPr>
+        <w:t>var VKBUR_FIRST_FY = 2026;</w:t>
+        <w:br/>
+        <w:br/>
+        <w:t>_deltasUnreliable: function () {</w:t>
+        <w:br/>
+        <w:t xml:space="preserve">    var o = this._oFilters;</w:t>
+        <w:br/>
+        <w:t xml:space="preserve">    return !!o &amp;&amp; parseInt(o.fy, 10) === VKBUR_FIRST_FY;</w:t>
+        <w:br/>
+        <w:t>}</w:t>
       </w:r>
     </w:p>
     <w:p>
@@ -6420,6 +6586,28 @@
           <w:sz w:val="20"/>
         </w:rPr>
         <w:t>A single day against the same single day a year earlier is noise, not a trend — a public holiday on one side of the comparison swings it completely. It was removed outright on 2026-08-18 rather than conditioned, because it was never meaningful.</w:t>
+      </w:r>
+    </w:p>
+    <w:p>
+      <w:r>
+        <w:t>The scheme panel's subtitle follows the same flag rather than being wired independently. It used to read "Gross value by scheme · vs FY {year}" (i18n key schemeVsFy) unconditionally, even in the moments its own rows had no pill beside them. It now reads the plain "Gross value by scheme" (schemeNoVs) whenever _deltasUnreliable( ) is true, and only shows the "vs FY {year}" form when the comparison is one the pills themselves are willing to show.</w:t>
+      </w:r>
+    </w:p>
+    <w:p>
+      <w:pPr>
+        <w:spacing w:before="80" w:after="160" w:line="240" w:lineRule="auto"/>
+        <w:ind w:left="360"/>
+        <w:shd w:val="clear" w:color="auto" w:fill="F4F6F8"/>
+      </w:pPr>
+      <w:r>
+        <w:rPr>
+          <w:rFonts w:ascii="Consolas" w:hAnsi="Consolas" w:eastAsia="Consolas"/>
+          <w:color w:val="1A1A1A"/>
+          <w:sz w:val="17"/>
+        </w:rPr>
+        <w:t>oModel.setProperty("/schemeSubtitle", this._deltasUnreliable() ?</w:t>
+        <w:br/>
+        <w:t xml:space="preserve">    this._text("schemeNoVs") : this._text("schemeVsFy", [String(iPriorFy)]));</w:t>
       </w:r>
     </w:p>
     <w:p>
@@ -7936,7 +8124,7 @@
         <w:pStyle w:val="ListBullet"/>
       </w:pPr>
       <w:r>
-        <w:t>ALM_ZONE's real data element was never confirmed; it is typed as a CHAR10 placeholder. It is also hand-maintained, which is why every read of it goes through formatter.zoneKey( ) — see 7.6. (Until 2026-08-18 the frontend derived zone from the state name instead; that is no longer true, and was the cause of the zone mismatch OD-11 fixed.)</w:t>
+        <w:t>ALM_ZONE's real data element was never confirmed; it is typed as a CHAR10 placeholder. It is also hand-maintained, which is why every read of it goes through formatter.zoneKey( ) — see 7.6. This still governs the Zone filter and every panel except the map's own zone shading, which reads a hardcoded ZONE_OF_STATE table instead as of 2026-08-22 (OD-15, see 7.7) — ALM_ZONE kept mis-assigning states there even after OD-11 (2026-08-18) switched it away from the geographic lookup that came before.</w:t>
       </w:r>
     </w:p>
     <w:p>
@@ -7997,7 +8185,7 @@
         <w:pStyle w:val="ListBullet"/>
       </w:pPr>
       <w:r>
-        <w:t>ABAP not yet activated or transported: ZSDD_PMS_GL_CDS (the OD-10 revision), ZCL_PMS_DASH_QUERY, ZSD_PMS_SCHEME, ZCL_PMS_SCHEME_QRY, ZSD_PMS_DASH_TEST (gained a p_zone parameter) and ZSD_PMS_ZONE_DIAG (new). Needed in BOTH MED and MEP. Until ZSDD_PMS_GL_CDS is active in MEP, the production choropleth keeps putting Uttar Pradesh and Karnataka under East.</w:t>
+        <w:t>ABAP not yet activated or transported: ZSDD_PMS_GL_CDS (the OD-10 revision), ZCL_PMS_DASH_QUERY, ZSD_PMS_SCHEME, ZCL_PMS_SCHEME_QRY, ZSD_PMS_DASH_TEST (gained a p_zone parameter) and ZSD_PMS_ZONE_DIAG (new). Needed in BOTH MED and MEP. Until it is active in MEP, state-granularity views and any zone/state AGGREGATE total (the Zone filter, KPI totals, Top-states) still fall back to the billing plant's own state rather than the Unit's. The zone-GRANULARITY MAP VIEW itself no longer depends on this activation: 2026-08-22 (OD-15) moved its shading to the hardcoded ZONE_OF_STATE table, so Uttar Pradesh and Karnataka now paint correctly under it regardless of whether this CDS revision is active.</w:t>
       </w:r>
     </w:p>
     <w:p>
